--- a/gestor/templates/declaracao_art213_modelo.docx
+++ b/gestor/templates/declaracao_art213_modelo.docx
@@ -74,7 +74,7 @@
         <w:rPr>
           <w:rFonts w:cs="Arial"/>
         </w:rPr>
-        <w:t xml:space="preserve"> ter pleno e expresso conhecimento do disposto no art. 213, § 14, inciso II, da Lei n° 6.015/1973, estando ciente(s) de que a caracterização e a apuração do perímetro do imóvel rural acima descrito foram realizadas </w:t>
+        <w:t xml:space="preserve"> ter pleno e expresso conhecimento do disposto no art. 213, § 14, inciso II, da Lei n° 6.015/1973, estando ciente(s) de que a caracterização e a apuração do perímetro do imóvel {{TIPO_IMOVEL}} acima descrito foram realizadas </w:t>
       </w:r>
       <w:r>
         <w:rPr>
